--- a/src/Tests/Inputs/agendas-minutes/09/input.docx
+++ b/src/Tests/Inputs/agendas-minutes/09/input.docx
@@ -1,6 +1,6 @@
 
 <file path=word/document.xml><?xml version="1.0" encoding="utf-8"?>
-<w:document xmlns:wpc="http://schemas.microsoft.com/office/word/2010/wordprocessingCanvas" xmlns:cx="http://schemas.microsoft.com/office/drawing/2014/chartex" xmlns:cx1="http://schemas.microsoft.com/office/drawing/2015/9/8/chartex" xmlns:mc="http://schemas.openxmlformats.org/markup-compatibility/2006" xmlns:o="urn:schemas-microsoft-com:office:office" xmlns:r="http://schemas.openxmlformats.org/officeDocument/2006/relationships" xmlns:m="http://schemas.openxmlformats.org/officeDocument/2006/math" xmlns:v="urn:schemas-microsoft-com:vml" xmlns:wp14="http://schemas.microsoft.com/office/word/2010/wordprocessingDrawing" xmlns:wp="http://schemas.openxmlformats.org/drawingml/2006/wordprocessingDrawing" xmlns:w10="urn:schemas-microsoft-com:office:word" xmlns:w="http://schemas.openxmlformats.org/wordprocessingml/2006/main" xmlns:w14="http://schemas.microsoft.com/office/word/2010/wordml" xmlns:w15="http://schemas.microsoft.com/office/word/2012/wordml" xmlns:w16se="http://schemas.microsoft.com/office/word/2015/wordml/symex" xmlns:wpg="http://schemas.microsoft.com/office/word/2010/wordprocessingGroup" xmlns:wpi="http://schemas.microsoft.com/office/word/2010/wordprocessingInk" xmlns:wne="http://schemas.microsoft.com/office/word/2006/wordml" xmlns:wps="http://schemas.microsoft.com/office/word/2010/wordprocessingShape" mc:Ignorable="w14 w15 w16se wp14">
+<w:document xmlns:a="http://schemas.openxmlformats.org/drawingml/2006/main" xmlns:pic="http://schemas.openxmlformats.org/drawingml/2006/picture" xmlns:a14="http://schemas.microsoft.com/office/drawing/2010/main" xmlns:wpc="http://schemas.microsoft.com/office/word/2010/wordprocessingCanvas" xmlns:cx="http://schemas.microsoft.com/office/drawing/2014/chartex" xmlns:cx1="http://schemas.microsoft.com/office/drawing/2015/9/8/chartex" xmlns:mc="http://schemas.openxmlformats.org/markup-compatibility/2006" xmlns:o="urn:schemas-microsoft-com:office:office" xmlns:r="http://schemas.openxmlformats.org/officeDocument/2006/relationships" xmlns:m="http://schemas.openxmlformats.org/officeDocument/2006/math" xmlns:v="urn:schemas-microsoft-com:vml" xmlns:wp14="http://schemas.microsoft.com/office/word/2010/wordprocessingDrawing" xmlns:wp="http://schemas.openxmlformats.org/drawingml/2006/wordprocessingDrawing" xmlns:w10="urn:schemas-microsoft-com:office:word" xmlns:w="http://schemas.openxmlformats.org/wordprocessingml/2006/main" xmlns:w14="http://schemas.microsoft.com/office/word/2010/wordml" xmlns:w15="http://schemas.microsoft.com/office/word/2012/wordml" xmlns:w16se="http://schemas.microsoft.com/office/word/2015/wordml/symex" xmlns:wpg="http://schemas.microsoft.com/office/word/2010/wordprocessingGroup" xmlns:wpi="http://schemas.microsoft.com/office/word/2010/wordprocessingInk" xmlns:wne="http://schemas.microsoft.com/office/word/2006/wordml" xmlns:wps="http://schemas.microsoft.com/office/word/2010/wordprocessingShape" mc:Ignorable="w14 w15 w16se wp14">
   <w:body>
     <w:tbl>
       <w:tblPr>
@@ -25,7 +25,7 @@
             <w:tcW w:w="1440" w:type="dxa"/>
           </w:tcPr>
           <w:p>
-            <w:bookmarkStart w:id="0" w:name="_GoBack"/>
+            <w:bookmarkStart w:name="_GoBack" w:id="0"/>
             <w:bookmarkEnd w:id="0"/>
             <w:r>
               <w:rPr>
@@ -283,7 +283,7 @@
               <w:pStyle w:val="Heading2"/>
               <w:outlineLvl w:val="1"/>
               <w:rPr>
-                <w:rFonts w:asciiTheme="majorHAnsi" w:eastAsiaTheme="majorEastAsia" w:hAnsiTheme="majorHAnsi" w:cstheme="majorBidi"/>
+                <w:rFonts w:asciiTheme="majorHAnsi" w:hAnsiTheme="majorHAnsi" w:eastAsiaTheme="majorEastAsia" w:cstheme="majorBidi"/>
               </w:rPr>
             </w:pPr>
           </w:p>
@@ -299,7 +299,7 @@
               <w:pStyle w:val="Heading2"/>
               <w:outlineLvl w:val="1"/>
               <w:rPr>
-                <w:rFonts w:asciiTheme="majorHAnsi" w:eastAsiaTheme="majorEastAsia" w:hAnsiTheme="majorHAnsi" w:cstheme="majorBidi"/>
+                <w:rFonts w:asciiTheme="majorHAnsi" w:hAnsiTheme="majorHAnsi" w:eastAsiaTheme="majorEastAsia" w:cstheme="majorBidi"/>
               </w:rPr>
             </w:pPr>
           </w:p>
@@ -315,7 +315,7 @@
               <w:outlineLvl w:val="1"/>
               <w:cnfStyle w:val="000000000000" w:firstRow="0" w:lastRow="0" w:firstColumn="0" w:lastColumn="0" w:oddVBand="0" w:evenVBand="0" w:oddHBand="0" w:evenHBand="0" w:firstRowFirstColumn="0" w:firstRowLastColumn="0" w:lastRowFirstColumn="0" w:lastRowLastColumn="0"/>
               <w:rPr>
-                <w:rFonts w:asciiTheme="majorHAnsi" w:eastAsiaTheme="majorEastAsia" w:hAnsiTheme="majorHAnsi" w:cstheme="majorBidi"/>
+                <w:rFonts w:asciiTheme="majorHAnsi" w:hAnsiTheme="majorHAnsi" w:eastAsiaTheme="majorEastAsia" w:cstheme="majorBidi"/>
               </w:rPr>
             </w:pPr>
           </w:p>
@@ -335,12 +335,12 @@
               <w:pStyle w:val="Heading2"/>
               <w:outlineLvl w:val="1"/>
               <w:rPr>
-                <w:rFonts w:asciiTheme="majorHAnsi" w:eastAsiaTheme="majorEastAsia" w:hAnsiTheme="majorHAnsi" w:cstheme="majorBidi"/>
+                <w:rFonts w:asciiTheme="majorHAnsi" w:hAnsiTheme="majorHAnsi" w:eastAsiaTheme="majorEastAsia" w:cstheme="majorBidi"/>
               </w:rPr>
             </w:pPr>
             <w:r>
               <w:rPr>
-                <w:rFonts w:asciiTheme="majorHAnsi" w:eastAsiaTheme="majorEastAsia" w:hAnsiTheme="majorHAnsi" w:cstheme="majorBidi"/>
+                <w:rFonts w:asciiTheme="majorHAnsi" w:hAnsiTheme="majorHAnsi" w:eastAsiaTheme="majorEastAsia" w:cstheme="majorBidi"/>
               </w:rPr>
               <w:t>Secretary</w:t>
             </w:r>
@@ -357,7 +357,7 @@
               <w:pStyle w:val="Heading2"/>
               <w:outlineLvl w:val="1"/>
               <w:rPr>
-                <w:rFonts w:asciiTheme="majorHAnsi" w:eastAsiaTheme="majorEastAsia" w:hAnsiTheme="majorHAnsi" w:cstheme="majorBidi"/>
+                <w:rFonts w:asciiTheme="majorHAnsi" w:hAnsiTheme="majorHAnsi" w:eastAsiaTheme="majorEastAsia" w:cstheme="majorBidi"/>
               </w:rPr>
             </w:pPr>
           </w:p>
@@ -373,12 +373,12 @@
               <w:outlineLvl w:val="1"/>
               <w:cnfStyle w:val="000000000000" w:firstRow="0" w:lastRow="0" w:firstColumn="0" w:lastColumn="0" w:oddVBand="0" w:evenVBand="0" w:oddHBand="0" w:evenHBand="0" w:firstRowFirstColumn="0" w:firstRowLastColumn="0" w:lastRowFirstColumn="0" w:lastRowLastColumn="0"/>
               <w:rPr>
-                <w:rFonts w:asciiTheme="majorHAnsi" w:eastAsiaTheme="majorEastAsia" w:hAnsiTheme="majorHAnsi" w:cstheme="majorBidi"/>
+                <w:rFonts w:asciiTheme="majorHAnsi" w:hAnsiTheme="majorHAnsi" w:eastAsiaTheme="majorEastAsia" w:cstheme="majorBidi"/>
               </w:rPr>
             </w:pPr>
             <w:r>
               <w:rPr>
-                <w:rFonts w:asciiTheme="majorHAnsi" w:eastAsiaTheme="majorEastAsia" w:hAnsiTheme="majorHAnsi" w:cstheme="majorBidi"/>
+                <w:rFonts w:asciiTheme="majorHAnsi" w:hAnsiTheme="majorHAnsi" w:eastAsiaTheme="majorEastAsia" w:cstheme="majorBidi"/>
               </w:rPr>
               <w:t>Date of approval</w:t>
             </w:r>
